--- a/STARLAB_Unit_6/Teaching Guides/00_Unit_6_Overview_and_Preparation.docx
+++ b/STARLAB_Unit_6/Teaching Guides/00_Unit_6_Overview_and_Preparation.docx
@@ -135,9 +135,21 @@
       </w:r>
     </w:p>
     <w:p>
+      <w:pPr/>
+      <w:r>
+        <w:rPr>
+          <w:b/>
+        </w:rPr>
+        <w:t xml:space="preserve">Public audience requirement: </w:t>
+      </w:r>
+      <w:r>
+        <w:t>Every student must present to an authentic audience beyond the class. Acceptable audiences include families, mentors, university guests, community members, administrators, judges, or district leaders.</w:t>
+      </w:r>
+    </w:p>
+    <w:p>
       <w:r>
         <w:rPr/>
-        <w:t>Students enter Unit 6 with a completed or near-completed report and presentation product from Unit 5. The focus now shifts to delivery, audience engagement, question response, reflection, portfolio development, and next steps. Students practice explaining their work to both expert and non-expert audiences, revise based on presentation feedback, and prepare for a formal showcase or final presentation event.</w:t>
+        <w:t>Students enter Unit 6 with a completed or near-completed report and presentation product from Unit 5. The focus now shifts to delivery, audience engagement, question response, reflection, portfolio development, and next steps. Students practice explaining their work to both expert and non-expert audiences, revise based on presentation feedback, and prepare for the required public presentation event.</w:t>
       </w:r>
     </w:p>
     <w:p>
@@ -290,7 +302,7 @@
     <w:p>
       <w:r>
         <w:rPr/>
-        <w:t>Participate professionally in a public research showcase or final presentation event.</w:t>
+        <w:t>Participate professionally in a required public research showcase, poster session, fair, community presentation, or public final defense.</w:t>
       </w:r>
     </w:p>
     <w:p>
@@ -389,8 +401,13 @@
     </w:p>
     <w:p>
       <w:r>
-        <w:rPr/>
-        <w:t>Teachers may adapt point values to fit local grading systems.</w:t>
+        <w:rPr>
+          <w:b/>
+        </w:rPr>
+        <w:t xml:space="preserve">Local scoring note: </w:t>
+      </w:r>
+      <w:r>
+        <w:t>These are optional within-unit suggestions. Record presentation and showcase evidence under Oral Presentation, and reflection or portfolio evidence under Research Journal/Documentation; the syllabus weights remain authoritative.</w:t>
       </w:r>
     </w:p>
     <w:tbl>
@@ -435,6 +452,9 @@
             </w:r>
           </w:p>
         </w:tc>
+        <w:trPr>
+          <w:tblHeader/>
+        </w:trPr>
       </w:tr>
       <w:tr>
         <w:tc>
@@ -710,7 +730,7 @@
     <w:p>
       <w:r>
         <w:rPr/>
-        <w:t>In-class final presentations</w:t>
+        <w:t>Public final defense with invited audience members beyond the class</w:t>
       </w:r>
     </w:p>
     <w:p>
@@ -851,9 +871,13 @@
             <w:shd w:fill="D9D9D9"/>
           </w:tcPr>
           <w:p>
+            <w:pPr>
+              <w:spacing w:before="0" w:after="0" w:line="240" w:lineRule="auto"/>
+            </w:pPr>
             <w:r>
               <w:rPr>
                 <w:b/>
+                <w:sz w:val="16"/>
               </w:rPr>
               <w:t>Week</w:t>
             </w:r>
@@ -866,9 +890,13 @@
             <w:shd w:fill="D9D9D9"/>
           </w:tcPr>
           <w:p>
+            <w:pPr>
+              <w:spacing w:before="0" w:after="0" w:line="240" w:lineRule="auto"/>
+            </w:pPr>
             <w:r>
               <w:rPr>
                 <w:b/>
+                <w:sz w:val="16"/>
               </w:rPr>
               <w:t>Focus</w:t>
             </w:r>
@@ -881,14 +909,21 @@
             <w:shd w:fill="D9D9D9"/>
           </w:tcPr>
           <w:p>
+            <w:pPr>
+              <w:spacing w:before="0" w:after="0" w:line="240" w:lineRule="auto"/>
+            </w:pPr>
             <w:r>
               <w:rPr>
                 <w:b/>
+                <w:sz w:val="16"/>
               </w:rPr>
               <w:t>Major Student Product</w:t>
             </w:r>
           </w:p>
         </w:tc>
+        <w:trPr>
+          <w:tblHeader/>
+        </w:trPr>
       </w:tr>
       <w:tr>
         <w:tc>
@@ -897,7 +932,13 @@
             <w:vAlign w:val="top"/>
           </w:tcPr>
           <w:p>
+            <w:pPr>
+              <w:spacing w:before="0" w:after="0" w:line="240" w:lineRule="auto"/>
+            </w:pPr>
             <w:r>
+              <w:rPr>
+                <w:sz w:val="16"/>
+              </w:rPr>
               <w:t>Week 29</w:t>
             </w:r>
           </w:p>
@@ -908,7 +949,13 @@
             <w:vAlign w:val="top"/>
           </w:tcPr>
           <w:p>
+            <w:pPr>
+              <w:spacing w:before="0" w:after="0" w:line="240" w:lineRule="auto"/>
+            </w:pPr>
             <w:r>
+              <w:rPr>
+                <w:sz w:val="16"/>
+              </w:rPr>
               <w:t>Final presentation readiness and message refinement</w:t>
             </w:r>
           </w:p>
@@ -919,7 +966,13 @@
             <w:vAlign w:val="top"/>
           </w:tcPr>
           <w:p>
+            <w:pPr>
+              <w:spacing w:before="0" w:after="0" w:line="240" w:lineRule="auto"/>
+            </w:pPr>
             <w:r>
+              <w:rPr>
+                <w:sz w:val="16"/>
+              </w:rPr>
               <w:t>Final presentation checklist and revised speaking notes</w:t>
             </w:r>
           </w:p>
@@ -932,7 +985,13 @@
             <w:vAlign w:val="top"/>
           </w:tcPr>
           <w:p>
+            <w:pPr>
+              <w:spacing w:before="0" w:after="0" w:line="240" w:lineRule="auto"/>
+            </w:pPr>
             <w:r>
+              <w:rPr>
+                <w:sz w:val="16"/>
+              </w:rPr>
               <w:t>Week 30</w:t>
             </w:r>
           </w:p>
@@ -943,7 +1002,13 @@
             <w:vAlign w:val="top"/>
           </w:tcPr>
           <w:p>
+            <w:pPr>
+              <w:spacing w:before="0" w:after="0" w:line="240" w:lineRule="auto"/>
+            </w:pPr>
             <w:r>
+              <w:rPr>
+                <w:sz w:val="16"/>
+              </w:rPr>
               <w:t>Practice presentations and audience adaptation</w:t>
             </w:r>
           </w:p>
@@ -954,7 +1019,13 @@
             <w:vAlign w:val="top"/>
           </w:tcPr>
           <w:p>
+            <w:pPr>
+              <w:spacing w:before="0" w:after="0" w:line="240" w:lineRule="auto"/>
+            </w:pPr>
             <w:r>
+              <w:rPr>
+                <w:sz w:val="16"/>
+              </w:rPr>
               <w:t>Practice feedback and revised presentation plan</w:t>
             </w:r>
           </w:p>
@@ -967,7 +1038,13 @@
             <w:vAlign w:val="top"/>
           </w:tcPr>
           <w:p>
+            <w:pPr>
+              <w:spacing w:before="0" w:after="0" w:line="240" w:lineRule="auto"/>
+            </w:pPr>
             <w:r>
+              <w:rPr>
+                <w:sz w:val="16"/>
+              </w:rPr>
               <w:t>Week 31</w:t>
             </w:r>
           </w:p>
@@ -978,7 +1055,13 @@
             <w:vAlign w:val="top"/>
           </w:tcPr>
           <w:p>
+            <w:pPr>
+              <w:spacing w:before="0" w:after="0" w:line="240" w:lineRule="auto"/>
+            </w:pPr>
             <w:r>
+              <w:rPr>
+                <w:sz w:val="16"/>
+              </w:rPr>
               <w:t>Q&amp;A preparation and defense of evidence</w:t>
             </w:r>
           </w:p>
@@ -989,7 +1072,13 @@
             <w:vAlign w:val="top"/>
           </w:tcPr>
           <w:p>
+            <w:pPr>
+              <w:spacing w:before="0" w:after="0" w:line="240" w:lineRule="auto"/>
+            </w:pPr>
             <w:r>
+              <w:rPr>
+                <w:sz w:val="16"/>
+              </w:rPr>
               <w:t>Question response preparation and mock Q&amp;A reflection</w:t>
             </w:r>
           </w:p>
@@ -1002,7 +1091,13 @@
             <w:vAlign w:val="top"/>
           </w:tcPr>
           <w:p>
+            <w:pPr>
+              <w:spacing w:before="0" w:after="0" w:line="240" w:lineRule="auto"/>
+            </w:pPr>
             <w:r>
+              <w:rPr>
+                <w:sz w:val="16"/>
+              </w:rPr>
               <w:t>Week 32</w:t>
             </w:r>
           </w:p>
@@ -1013,7 +1108,13 @@
             <w:vAlign w:val="top"/>
           </w:tcPr>
           <w:p>
+            <w:pPr>
+              <w:spacing w:before="0" w:after="0" w:line="240" w:lineRule="auto"/>
+            </w:pPr>
             <w:r>
+              <w:rPr>
+                <w:sz w:val="16"/>
+              </w:rPr>
               <w:t>Final presentation or showcase preparation</w:t>
             </w:r>
           </w:p>
@@ -1024,7 +1125,13 @@
             <w:vAlign w:val="top"/>
           </w:tcPr>
           <w:p>
+            <w:pPr>
+              <w:spacing w:before="0" w:after="0" w:line="240" w:lineRule="auto"/>
+            </w:pPr>
             <w:r>
+              <w:rPr>
+                <w:sz w:val="16"/>
+              </w:rPr>
               <w:t>Final visual product and showcase logistics checklist</w:t>
             </w:r>
           </w:p>
@@ -1037,7 +1144,13 @@
             <w:vAlign w:val="top"/>
           </w:tcPr>
           <w:p>
+            <w:pPr>
+              <w:spacing w:before="0" w:after="0" w:line="240" w:lineRule="auto"/>
+            </w:pPr>
             <w:r>
+              <w:rPr>
+                <w:sz w:val="16"/>
+              </w:rPr>
               <w:t>Week 33</w:t>
             </w:r>
           </w:p>
@@ -1048,7 +1161,13 @@
             <w:vAlign w:val="top"/>
           </w:tcPr>
           <w:p>
+            <w:pPr>
+              <w:spacing w:before="0" w:after="0" w:line="240" w:lineRule="auto"/>
+            </w:pPr>
             <w:r>
+              <w:rPr>
+                <w:sz w:val="16"/>
+              </w:rPr>
               <w:t>Public presentation, showcase, or final defense</w:t>
             </w:r>
           </w:p>
@@ -1059,7 +1178,13 @@
             <w:vAlign w:val="top"/>
           </w:tcPr>
           <w:p>
+            <w:pPr>
+              <w:spacing w:before="0" w:after="0" w:line="240" w:lineRule="auto"/>
+            </w:pPr>
             <w:r>
+              <w:rPr>
+                <w:sz w:val="16"/>
+              </w:rPr>
               <w:t>Final presentation and audience feedback</w:t>
             </w:r>
           </w:p>
@@ -1072,7 +1197,13 @@
             <w:vAlign w:val="top"/>
           </w:tcPr>
           <w:p>
+            <w:pPr>
+              <w:spacing w:before="0" w:after="0" w:line="240" w:lineRule="auto"/>
+            </w:pPr>
             <w:r>
+              <w:rPr>
+                <w:sz w:val="16"/>
+              </w:rPr>
               <w:t>Week 34</w:t>
             </w:r>
           </w:p>
@@ -1083,7 +1214,13 @@
             <w:vAlign w:val="top"/>
           </w:tcPr>
           <w:p>
+            <w:pPr>
+              <w:spacing w:before="0" w:after="0" w:line="240" w:lineRule="auto"/>
+            </w:pPr>
             <w:r>
+              <w:rPr>
+                <w:sz w:val="16"/>
+              </w:rPr>
               <w:t>Reflection, portfolio, and next steps</w:t>
             </w:r>
           </w:p>
@@ -1094,7 +1231,13 @@
             <w:vAlign w:val="top"/>
           </w:tcPr>
           <w:p>
+            <w:pPr>
+              <w:spacing w:before="0" w:after="0" w:line="240" w:lineRule="auto"/>
+            </w:pPr>
             <w:r>
+              <w:rPr>
+                <w:sz w:val="16"/>
+              </w:rPr>
               <w:t>Final reflection, portfolio, and continuation plan</w:t>
             </w:r>
           </w:p>

--- a/STARLAB_Unit_6/Teaching Guides/00_Unit_6_Overview_and_Preparation.docx
+++ b/STARLAB_Unit_6/Teaching Guides/00_Unit_6_Overview_and_Preparation.docx
@@ -393,10 +393,13 @@
         <w:pStyle w:val="Heading1"/>
       </w:pPr>
       <w:r>
-        <w:rPr>
-          <w:b/>
-        </w:rPr>
-        <w:t>Suggested Assessment Categories</w:t>
+        <w:t>Optional Within-Unit Scoring Breakdown</w:t>
+      </w:r>
+    </w:p>
+    <w:p>
+      <w:pPr/>
+      <w:r>
+        <w:t>These percentages describe the suggested balance of evidence within this unit. They do not replace the six official STARLAB gradebook categories or course weights. Record each scored assignment in the official category identified below. Teachers may leave formative items ungraded or adjust local point values while preserving the official course weights.</w:t>
       </w:r>
     </w:p>
     <w:p>
@@ -413,19 +416,21 @@
     <w:tbl>
       <w:tblPr>
         <w:tblStyle w:val="TableGrid"/>
-        <w:tblW w:type="auto" w:w="0"/>
+        <w:tblW w:type="dxa" w:w="10080"/>
         <w:jc w:val="center"/>
+        <w:tblLayout w:type="fixed"/>
         <w:tblLook w:firstColumn="1" w:firstRow="1" w:lastColumn="0" w:lastRow="0" w:noHBand="0" w:noVBand="1" w:val="04A0"/>
       </w:tblPr>
       <w:tblGrid>
-        <w:gridCol w:w="5040"/>
-        <w:gridCol w:w="5040"/>
+        <w:gridCol w:w="4351"/>
+        <w:gridCol w:w="2100"/>
+        <w:gridCol w:w="3629"/>
       </w:tblGrid>
       <w:tr>
         <w:tc>
           <w:tcPr>
-            <w:tcW w:type="dxa" w:w="5040"/>
-            <w:vAlign w:val="top"/>
+            <w:tcW w:type="dxa" w:w="4351"/>
+            <w:vAlign w:val="center"/>
             <w:shd w:fill="D9D9D9"/>
           </w:tcPr>
           <w:p>
@@ -439,28 +444,46 @@
         </w:tc>
         <w:tc>
           <w:tcPr>
-            <w:tcW w:type="dxa" w:w="5040"/>
-            <w:vAlign w:val="top"/>
+            <w:tcW w:type="dxa" w:w="2100"/>
             <w:shd w:fill="D9D9D9"/>
+            <w:vAlign w:val="center"/>
           </w:tcPr>
           <w:p>
+            <w:r/>
             <w:r>
               <w:rPr>
                 <w:b/>
               </w:rPr>
-              <w:t>Suggested Weight</w:t>
+              <w:t>Suggested Within-Unit Weight</w:t>
             </w:r>
           </w:p>
         </w:tc>
         <w:trPr>
           <w:tblHeader/>
+          <w:tblHeader w:val="true"/>
         </w:trPr>
+        <w:tc>
+          <w:tcPr>
+            <w:tcW w:type="dxa" w:w="3629"/>
+            <w:shd w:fill="D9D9D9"/>
+            <w:vAlign w:val="center"/>
+          </w:tcPr>
+          <w:p>
+            <w:r/>
+            <w:r>
+              <w:rPr>
+                <w:b/>
+              </w:rPr>
+              <w:t>Official Gradebook Category</w:t>
+            </w:r>
+          </w:p>
+        </w:tc>
       </w:tr>
       <w:tr>
         <w:tc>
           <w:tcPr>
-            <w:tcW w:type="dxa" w:w="5040"/>
-            <w:vAlign w:val="top"/>
+            <w:tcW w:type="dxa" w:w="4351"/>
+            <w:vAlign w:val="center"/>
           </w:tcPr>
           <w:p>
             <w:r>
@@ -470,8 +493,8 @@
         </w:tc>
         <w:tc>
           <w:tcPr>
-            <w:tcW w:type="dxa" w:w="5040"/>
-            <w:vAlign w:val="top"/>
+            <w:tcW w:type="dxa" w:w="2100"/>
+            <w:vAlign w:val="center"/>
           </w:tcPr>
           <w:p>
             <w:r>
@@ -479,12 +502,24 @@
             </w:r>
           </w:p>
         </w:tc>
+        <w:tc>
+          <w:tcPr>
+            <w:tcW w:type="dxa" w:w="3629"/>
+            <w:vAlign w:val="center"/>
+          </w:tcPr>
+          <w:p>
+            <w:r/>
+            <w:r>
+              <w:t>Oral Presentation</w:t>
+            </w:r>
+          </w:p>
+        </w:tc>
       </w:tr>
       <w:tr>
         <w:tc>
           <w:tcPr>
-            <w:tcW w:type="dxa" w:w="5040"/>
-            <w:vAlign w:val="top"/>
+            <w:tcW w:type="dxa" w:w="4351"/>
+            <w:vAlign w:val="center"/>
           </w:tcPr>
           <w:p>
             <w:r>
@@ -494,8 +529,8 @@
         </w:tc>
         <w:tc>
           <w:tcPr>
-            <w:tcW w:type="dxa" w:w="5040"/>
-            <w:vAlign w:val="top"/>
+            <w:tcW w:type="dxa" w:w="2100"/>
+            <w:vAlign w:val="center"/>
           </w:tcPr>
           <w:p>
             <w:r>
@@ -503,12 +538,24 @@
             </w:r>
           </w:p>
         </w:tc>
+        <w:tc>
+          <w:tcPr>
+            <w:tcW w:type="dxa" w:w="3629"/>
+            <w:vAlign w:val="center"/>
+          </w:tcPr>
+          <w:p>
+            <w:r/>
+            <w:r>
+              <w:t>Oral Presentation</w:t>
+            </w:r>
+          </w:p>
+        </w:tc>
       </w:tr>
       <w:tr>
         <w:tc>
           <w:tcPr>
-            <w:tcW w:type="dxa" w:w="5040"/>
-            <w:vAlign w:val="top"/>
+            <w:tcW w:type="dxa" w:w="4351"/>
+            <w:vAlign w:val="center"/>
           </w:tcPr>
           <w:p>
             <w:r>
@@ -518,8 +565,8 @@
         </w:tc>
         <w:tc>
           <w:tcPr>
-            <w:tcW w:type="dxa" w:w="5040"/>
-            <w:vAlign w:val="top"/>
+            <w:tcW w:type="dxa" w:w="2100"/>
+            <w:vAlign w:val="center"/>
           </w:tcPr>
           <w:p>
             <w:r>
@@ -527,12 +574,24 @@
             </w:r>
           </w:p>
         </w:tc>
+        <w:tc>
+          <w:tcPr>
+            <w:tcW w:type="dxa" w:w="3629"/>
+            <w:vAlign w:val="center"/>
+          </w:tcPr>
+          <w:p>
+            <w:r/>
+            <w:r>
+              <w:t>Oral Presentation</w:t>
+            </w:r>
+          </w:p>
+        </w:tc>
       </w:tr>
       <w:tr>
         <w:tc>
           <w:tcPr>
-            <w:tcW w:type="dxa" w:w="5040"/>
-            <w:vAlign w:val="top"/>
+            <w:tcW w:type="dxa" w:w="4351"/>
+            <w:vAlign w:val="center"/>
           </w:tcPr>
           <w:p>
             <w:r>
@@ -542,8 +601,8 @@
         </w:tc>
         <w:tc>
           <w:tcPr>
-            <w:tcW w:type="dxa" w:w="5040"/>
-            <w:vAlign w:val="top"/>
+            <w:tcW w:type="dxa" w:w="2100"/>
+            <w:vAlign w:val="center"/>
           </w:tcPr>
           <w:p>
             <w:r>
@@ -551,12 +610,24 @@
             </w:r>
           </w:p>
         </w:tc>
+        <w:tc>
+          <w:tcPr>
+            <w:tcW w:type="dxa" w:w="3629"/>
+            <w:vAlign w:val="center"/>
+          </w:tcPr>
+          <w:p>
+            <w:r/>
+            <w:r>
+              <w:t>Oral Presentation</w:t>
+            </w:r>
+          </w:p>
+        </w:tc>
       </w:tr>
       <w:tr>
         <w:tc>
           <w:tcPr>
-            <w:tcW w:type="dxa" w:w="5040"/>
-            <w:vAlign w:val="top"/>
+            <w:tcW w:type="dxa" w:w="4351"/>
+            <w:vAlign w:val="center"/>
           </w:tcPr>
           <w:p>
             <w:r>
@@ -566,8 +637,8 @@
         </w:tc>
         <w:tc>
           <w:tcPr>
-            <w:tcW w:type="dxa" w:w="5040"/>
-            <w:vAlign w:val="top"/>
+            <w:tcW w:type="dxa" w:w="2100"/>
+            <w:vAlign w:val="center"/>
           </w:tcPr>
           <w:p>
             <w:r>
@@ -575,12 +646,24 @@
             </w:r>
           </w:p>
         </w:tc>
+        <w:tc>
+          <w:tcPr>
+            <w:tcW w:type="dxa" w:w="3629"/>
+            <w:vAlign w:val="center"/>
+          </w:tcPr>
+          <w:p>
+            <w:r/>
+            <w:r>
+              <w:t>Oral Presentation</w:t>
+            </w:r>
+          </w:p>
+        </w:tc>
       </w:tr>
       <w:tr>
         <w:tc>
           <w:tcPr>
-            <w:tcW w:type="dxa" w:w="5040"/>
-            <w:vAlign w:val="top"/>
+            <w:tcW w:type="dxa" w:w="4351"/>
+            <w:vAlign w:val="center"/>
           </w:tcPr>
           <w:p>
             <w:r>
@@ -590,8 +673,8 @@
         </w:tc>
         <w:tc>
           <w:tcPr>
-            <w:tcW w:type="dxa" w:w="5040"/>
-            <w:vAlign w:val="top"/>
+            <w:tcW w:type="dxa" w:w="2100"/>
+            <w:vAlign w:val="center"/>
           </w:tcPr>
           <w:p>
             <w:r>
@@ -599,12 +682,24 @@
             </w:r>
           </w:p>
         </w:tc>
+        <w:tc>
+          <w:tcPr>
+            <w:tcW w:type="dxa" w:w="3629"/>
+            <w:vAlign w:val="center"/>
+          </w:tcPr>
+          <w:p>
+            <w:r/>
+            <w:r>
+              <w:t>Research Journal/Documentation</w:t>
+            </w:r>
+          </w:p>
+        </w:tc>
       </w:tr>
       <w:tr>
         <w:tc>
           <w:tcPr>
-            <w:tcW w:type="dxa" w:w="5040"/>
-            <w:vAlign w:val="top"/>
+            <w:tcW w:type="dxa" w:w="4351"/>
+            <w:vAlign w:val="center"/>
           </w:tcPr>
           <w:p>
             <w:r>
@@ -614,12 +709,24 @@
         </w:tc>
         <w:tc>
           <w:tcPr>
-            <w:tcW w:type="dxa" w:w="5040"/>
-            <w:vAlign w:val="top"/>
+            <w:tcW w:type="dxa" w:w="2100"/>
+            <w:vAlign w:val="center"/>
           </w:tcPr>
           <w:p>
             <w:r>
               <w:t>5%</w:t>
+            </w:r>
+          </w:p>
+        </w:tc>
+        <w:tc>
+          <w:tcPr>
+            <w:tcW w:type="dxa" w:w="3629"/>
+            <w:vAlign w:val="center"/>
+          </w:tcPr>
+          <w:p>
+            <w:r/>
+            <w:r>
+              <w:t>Research Journal/Documentation</w:t>
             </w:r>
           </w:p>
         </w:tc>
@@ -628,8 +735,7 @@
     <w:p/>
     <w:p>
       <w:r>
-        <w:rPr/>
-        <w:t>If the final research report was already assessed in Unit 5, it may be excluded from Unit 6 grading. If not, teachers may include the final report as a major assessment within this unit.</w:t>
+        <w:t>If the final research report was already assessed in Unit 5, do not score it again in Unit 6. If it has not yet been assessed, record it under the official Final Research Report category rather than folding it into the Unit 6 within-unit breakdown.</w:t>
       </w:r>
     </w:p>
     <w:p>
